--- a/hin/docx/010.content.docx
+++ b/hin/docx/010.content.docx
@@ -166,26 +166,6 @@
       </w:r>
       <w:r>
         <w:rPr>
-          <w:i/>
-          <w:lang w:val="hi_IN" w:bidi="hi_IN"/>
-        </w:rPr>
-        <w:t>एउल, एक पैसे, एक हाथ, एकड़, एकरेबेल, एकलौता, एकेर, एकेश्वरवाद, एकैंथस (एकैंथस सिरियाकस), एक्रोकुरिन्थुस या एक्रोकॉरिन्थ, एक्रोन, एक्रोनी, एक्सेस्टेस, एगलैम, एगेट, एग्लत-शलीशिया, एग्ला, एग्लोन (व्यक्ति), एग्लोन (स्थान), एजियन सागर, एजेल, एज्बै, एज्रा, एज्रा (व्यक्ति), एज्रा की पुस्तक, एज्री, एज्रेही/ एज्रावंशी, एटलस, एडना, एडर, एडुथ, एतबाल, एतान, एतानीम, एताम, एताम, एतेर, एत्ना, एत्नी, एथेंस, एद, एदेनी, एदेर, एदेर (व्यक्ति), एदेर (स्थान), एदोम, एदोमियों, एद्रेई, एनएगलैम, एनगदी, एनगन्नीम, एनतप्पूह, एनदोर, एनरोगेल, एनशेमेश, एनहक्कोरे, एनहद्दा, एनाथेमा, एनान, एनुमा एलिश, एनोश, एन्मिशपात, एन्हासोर, एपलाल, एपा (माप), एपा (व्यक्ति), एपिफेनस, एपेर, एपेसदम्मीम, एपै, एपोद (वस्त्र), एपोद (व्यक्ति), एप्राता (व्यक्ति), एप्राता (स्थान), एप्राती, एप्रैम (व्यक्ति), एप्रैम (स्थान), एप्रैम का गोत्र, एप्रैम के पहाड़ी देश, एप्रैम नामक वन, एप्रैमी, एप्रैमी फाटक, एप्रोन, एप्रोन (व्यक्ति), एप्रोन (स्थान), एफ्रेमी सीरियाई पांडुलिपि, एबाल, एबाल की तख्तियाँ, एबाल पर्वत, एबेद, एबेदमेलेक, एबेनेजेर, एबेर, एबेस, एब्यासाप, एब्रोन, एमी, एमियों, एमेक्कसीस, एमोरियों के पहाड़ी देश (पहाड़), एमोरी, एर, एरान, एरी, एरेक, एरेकी, एरेकी लोग, एरेख, एल, एल शद्दाई, एल-एलोह-इस्राएल, एल-एल्योन, एलचासाई की पुस्तक, एलजाबाद, एलत, एलतके, एलतकोन, एलतोलद, एलदाद, एलनातान, एलनाम, एलपेलेत, एलपेलेत, एलबरीत, एलबेतेल, एलयाकीम, एलसाफान, एला, एला, एला नामक तराई, एलाद, एलादा, एलादा, एलाम (व्यक्ति), एलाम (स्थान), एलामवासी, एलाले, एलासा, एलासा, एलिज़ाबेथ, एलिफैंटाइन पपीरी, एलियास, एलिय्याह, एलिय्याह, एली, एली, एली, लमा शबक्तनी?, एलीआजर, एलीआता, एलीआब, एलीआम, एलीएजेर, एलीएनै, एलीएल, एलीका, एलीदाद, एलीपज, एलीपलेह, एलीपाल, एलीपेलेत, एलीपेलेत, एलीम, एलीमाइस, एलीमास, एलीमेलेक, एलीशा, एलीशा, एलीशापात, एलीशामा, एलीशिबा, एलीशू, एलीशेबा, एलीसापान, एलीसूर, एलीहू, एलीहूद, एलीहोरोप, एलूजै, एलूल, एलेप, एलेप, एलेसा, एलोआह, एलोत, एलोन (व्यक्ति), एलोन (स्थान), एलोन-बेतानान, एलोनी, एलोहिम, एल्काना, एल्कियाह, एल्कोश, एल्दा, एल्पारान, एल्पाल, एल्म, एल्मदाम, एल्मोदाम, एल्यहबा, एल्यहोएनै, एल्यहोनाई, एल्यादा, एल्यादा, एल्याशीब, एल्यासाप, एल्युथेरस, एल्योएनै, एल्योन, एल्लासार, एल्हनान, एवी, एवील्मरोदक, एशकोल (व्यक्ति), एशकोल (स्थान), एशतोन, एशबान, एशबाल, एशान, एशान, एशिया, एशिया का उपद्वीप, एशियारच (आसिया का हाकिम), एशेक, एश्तमो (व्यक्ति), एश्तमो (स्थान), एश्ताओल, एसड्रास की पहली पुस्तक, एसबोन, एसर्हद्दोन, एसाव, एसेक, एसेम, एसेर, एसेर, एस्ड्रास की दूसरी पुस्तक, एस्ड्रिस, एस्तेर (व्यक्ति), एस्तेर की अतिरिक्त जानकारी, एस्तेर की पुस्तक, एस्‍नी, एस्नेपर, एस्पेन, एस्योनगेबेर, एस्सेनी, एही, एहूद</w:t>
-      </w:r>
-      <w:r>
-        <w:rPr>
-          <w:lang w:val="hi_IN" w:bidi="hi_IN"/>
-        </w:rPr>
-      </w:r>
-    </w:p>
-    <w:p>
-      <w:pPr/>
-      <w:r>
-        <w:rPr>
-          <w:lang w:val="hi_IN" w:bidi="hi_IN"/>
-        </w:rPr>
-      </w:r>
-      <w:r>
-        <w:rPr>
           <w:lang w:val="hi_IN" w:bidi="hi_IN"/>
         </w:rPr>
         <w:t xml:space="preserve"> </w:t>
@@ -636,7 +616,7 @@
         <w:rPr>
           <w:lang w:val="hi_IN" w:bidi="hi_IN"/>
         </w:rPr>
-        <w:t>एक वाक्यांश जो अक्सर मसीही भाषा में यीशु का वर्णन करने के लिए उपयोग किया जाता है, यह शब्द जिसे अक्सर "एकलौता" के रूप में अनुवादित किया जाता है, का अर्थ "जन्मा" या "उत्पन्न" नहीं होता। इसके बजाय, इसका अर्थ होता है "अपनी तरह का एकमात्र" या "अद्वितीय।" यह शब्द नए नियम और सेप्टुआजिंट (पुराने नियम का यूनानी अनुवाद) में इसके उपयोग से साफ समझ में आती है।</w:t>
+        <w:t>एक वाक्यांश जो अक्सर मसीही भाषा में यीशु का वर्णन करने के लिए उपयोग किया जाता है। यह शब्द जिसे परंपरागत रूप से "एकलौता" के रूप में अनुवादित किया जाता है, उसका अर्थ यह नहीं है कि किसी का जन्म हुआ था। इसके बजाय, इसका अर्थ होता है "अपनी तरह का एकमात्र" या "अद्वितीय।" यह शब्द नए नियम और सेप्टुआजिंट (पुराने नियम का यूनानी अनुवाद) में इसके उपयोग से साफ समझ में आती है।</w:t>
       </w:r>
     </w:p>
     <w:p>
@@ -956,7 +936,7 @@
         <w:rPr>
           <w:lang w:val="hi_IN" w:bidi="hi_IN"/>
         </w:rPr>
-        <w:t>)। यीशु के बपतिस्मा और रूपान्तरण पर, परमेश्वर ने कहा, "यह मेरा प्रिय पुत्र है।" समदर्शी सुसमाचार इस विचार को व्यक्त करते हैं। वास्तव में, सेप्टुआजिंट में, "प्रिय" शब्द का कभी-कभी इब्रानी में "एकमात्र" शब्द के अनुवाद के रूप में उपयोग किया जाता है।</w:t>
+        <w:t>)। समदर्शी सुसमाचारों में यीशु के बपतिस्मा और रूपान्तरण के समय कहे गए कथन ("यह मेरा प्रिय पुत्र है") भी यही विचार व्यक्त करता है। वास्तव में, सेप्टुआजिंट में, "प्रिय" शब्द का कभी-कभी इब्रानी में "एकमात्र" शब्द के अनुवाद के रूप में उपयोग किया जाता है।</w:t>
       </w:r>
     </w:p>
     <w:p>
@@ -25475,7 +25455,7 @@
         <w:rPr>
           <w:lang w:val="hi_IN" w:bidi="hi_IN"/>
         </w:rPr>
-        <w:t xml:space="preserve">बाद की बैठक में एलिय्याह ने राजा के इस आरोप को खारिज कर दिया कि वह "इस्राएल के </w:t>
+        <w:t xml:space="preserve">बाद की मुलाकात में एलिय्याह ने राजा के इस आरोप को खारिज कर दिया कि वह "इस्राएल के </w:t>
       </w:r>
       <w:r>
         <w:rPr>
@@ -25505,7 +25485,7 @@
         <w:rPr>
           <w:lang w:val="hi_IN" w:bidi="hi_IN"/>
         </w:rPr>
-        <w:t>)। उन्होंने जोर देकर कहा कि वह केवल परमेश्वर की आज्ञा का पालन कर रहे थे, अहाब की मूर्तिपूजा की ओर इशारा करते हुए। अहाब ने यहां तक कि ईजेबेल को बाल और अशेरा के भविष्यवक्ताओं के एक शिक्षालय को सहायता देने की अनुमति दी थी। इसके बाद एलिय्याह ने कार्मेल पहाड़ पर एक सार्वजनिक सभा का अनुरोध किया, जिसमें बाल के भविष्यवक्ताओं और प्रभु के भविष्यवक्ताओं के बीच एक प्रतियोगिता थी, ताकि यह निर्धारित किया जा सके कि सच्चा परमेश्वर कौन है।</w:t>
+        <w:t>)। एलियाह ने कहा कि अहाब और उसका परिवार इसके लिए ज़िम्मेदार थे क्योंकि उन्होंने प्रभु के आज्ञाओं को छोड़ दिया था और दूसरे देवताओं की उपासना करने लगे थे। अहाब ने यहां तक कि ईजेबेल को बाल और अशेरा के भविष्यवक्ताओं के एक शिक्षालय को सहायता देने की अनुमति दी थी। इसके बाद एलिय्याह ने कार्मेल पहाड़ पर एक सार्वजनिक सभा का अनुरोध किया, जिसमें बाल के भविष्यवक्ताओं और प्रभु के भविष्यवक्ताओं के बीच एक प्रतियोगिता थी, ताकि यह निर्धारित किया जा सके कि सच्चा परमेश्वर कौन है।</w:t>
       </w:r>
     </w:p>
     <w:p>

--- a/hin/docx/010.content.docx
+++ b/hin/docx/010.content.docx
@@ -19,7 +19,7 @@
         <w:rPr>
           <w:lang w:val="hi_IN" w:bidi="hi_IN"/>
         </w:rPr>
-        <w:t>Resource: बाइबल कोश (टिंडेल)</w:t>
+        <w:t>Resource: Tyndale Open Bible Dictionary</w:t>
       </w:r>
       <w:r>
         <w:rPr>
@@ -112,7 +112,7 @@
         <w:rPr>
           <w:lang w:val="hi_IN" w:bidi="hi_IN"/>
         </w:rPr>
-        <w:t>बाइबल कोश (टिंडेल)</w:t>
+        <w:t>Tyndale Open Bible Dictionary</w:t>
       </w:r>
     </w:p>
     <w:p>

--- a/hin/docx/010.content.docx
+++ b/hin/docx/010.content.docx
@@ -22025,18 +22025,7 @@
           <w:lang w:val="hi_IN" w:bidi="hi_IN"/>
         </w:rPr>
         <w:t>), इसलिए वह राजा के बाद दूसरे स्थान पर था। इस प्रकार, एलयाकीम राजा के प्रतिनिधि के रूप में कुछ भी करने में सक्षम था।</w:t>
-      </w:r>
-    </w:p>
-    <w:p>
-      <w:pPr>
-        <w:pStyle w:val="ListNumber"/>
-        <w:spacing w:line="240" w:lineRule="auto"/>
-        <w:ind w:left="720"/>
-      </w:pPr>
-      <w:r>
-        <w:rPr>
-          <w:lang w:val="hi_IN" w:bidi="hi_IN"/>
-        </w:rPr>
+        <w:br/>
       </w:r>
       <w:r>
         <w:rPr>

--- a/hin/docx/010.content.docx
+++ b/hin/docx/010.content.docx
@@ -19,7 +19,7 @@
         <w:rPr>
           <w:lang w:val="hi_IN" w:bidi="hi_IN"/>
         </w:rPr>
-        <w:t>Resource: Tyndale Open Bible Dictionary</w:t>
+        <w:t>Resource: Aquifer Open Bible Dictionary</w:t>
       </w:r>
       <w:r>
         <w:rPr>
@@ -112,7 +112,7 @@
         <w:rPr>
           <w:lang w:val="hi_IN" w:bidi="hi_IN"/>
         </w:rPr>
-        <w:t>Tyndale Open Bible Dictionary</w:t>
+        <w:t>Aquifer Open Bible Dictionary</w:t>
       </w:r>
     </w:p>
     <w:p>

--- a/hin/docx/010.content.docx
+++ b/hin/docx/010.content.docx
@@ -411,54 +411,36 @@
         </w:rPr>
         <w:t xml:space="preserve">इस गुप्त लेखन प्रणाली का उपयोग </w:t>
       </w:r>
-      <w:hyperlink r:id="rId13">
-        <w:r>
-          <w:rPr>
-            <w:lang w:val="hi_IN" w:bidi="hi_IN"/>
-          </w:rPr>
-          <w:rPr>
-            <w:color w:val="0000EE"/>
-            <w:u w:val="single"/>
-          </w:rPr>
-          <w:t>यिर्मयाह 51:1</w:t>
-        </w:r>
-      </w:hyperlink>
+      <w:r>
+        <w:rPr>
+          <w:lang w:val="hi_IN" w:bidi="hi_IN"/>
+        </w:rPr>
+        <w:t>यिर्मयाह 51:1</w:t>
+      </w:r>
       <w:r>
         <w:rPr>
           <w:lang w:val="hi_IN" w:bidi="hi_IN"/>
         </w:rPr>
         <w:t xml:space="preserve"> में "कसदी" शब्द के लिए किया गया था। इसका उपयोग </w:t>
       </w:r>
-      <w:hyperlink r:id="rId14">
-        <w:r>
-          <w:rPr>
-            <w:lang w:val="hi_IN" w:bidi="hi_IN"/>
-          </w:rPr>
-          <w:rPr>
-            <w:color w:val="0000EE"/>
-            <w:u w:val="single"/>
-          </w:rPr>
-          <w:t>यिर्मयाह 25:26</w:t>
-        </w:r>
-      </w:hyperlink>
+      <w:r>
+        <w:rPr>
+          <w:lang w:val="hi_IN" w:bidi="hi_IN"/>
+        </w:rPr>
+        <w:t>यिर्मयाह 25:26</w:t>
+      </w:r>
       <w:r>
         <w:rPr>
           <w:lang w:val="hi_IN" w:bidi="hi_IN"/>
         </w:rPr>
         <w:t xml:space="preserve"> और </w:t>
       </w:r>
-      <w:hyperlink r:id="rId15">
-        <w:r>
-          <w:rPr>
-            <w:lang w:val="hi_IN" w:bidi="hi_IN"/>
-          </w:rPr>
-          <w:rPr>
-            <w:color w:val="0000EE"/>
-            <w:u w:val="single"/>
-          </w:rPr>
-          <w:t>51:41</w:t>
-        </w:r>
-      </w:hyperlink>
+      <w:r>
+        <w:rPr>
+          <w:lang w:val="hi_IN" w:bidi="hi_IN"/>
+        </w:rPr>
+        <w:t>51:41</w:t>
+      </w:r>
       <w:r>
         <w:rPr>
           <w:lang w:val="hi_IN" w:bidi="hi_IN"/>
@@ -576,18 +558,12 @@
         </w:rPr>
         <w:t>, गलील सागर के उत्तर-पूर्व में (</w:t>
       </w:r>
-      <w:hyperlink r:id="rId16">
-        <w:r>
-          <w:rPr>
-            <w:lang w:val="hi_IN" w:bidi="hi_IN"/>
-          </w:rPr>
-          <w:rPr>
-            <w:color w:val="0000EE"/>
-            <w:u w:val="single"/>
-          </w:rPr>
-          <w:t>गिन 34:11</w:t>
-        </w:r>
-      </w:hyperlink>
+      <w:r>
+        <w:rPr>
+          <w:lang w:val="hi_IN" w:bidi="hi_IN"/>
+        </w:rPr>
+        <w:t>गिन 34:11</w:t>
+      </w:r>
       <w:r>
         <w:rPr>
           <w:lang w:val="hi_IN" w:bidi="hi_IN"/>
@@ -624,36 +600,24 @@
         </w:rPr>
         <w:t>शिमोन के क्षेत्र में एक नगर। कई विद्वान विश्वास करते हैं कि यह एन्निम्मोन के समान है (</w:t>
       </w:r>
-      <w:hyperlink r:id="rId17">
-        <w:r>
-          <w:rPr>
-            <w:lang w:val="hi_IN" w:bidi="hi_IN"/>
-          </w:rPr>
-          <w:rPr>
-            <w:color w:val="0000EE"/>
-            <w:u w:val="single"/>
-          </w:rPr>
-          <w:t>यहो 19:7</w:t>
-        </w:r>
-      </w:hyperlink>
+      <w:r>
+        <w:rPr>
+          <w:lang w:val="hi_IN" w:bidi="hi_IN"/>
+        </w:rPr>
+        <w:t>यहो 19:7</w:t>
+      </w:r>
       <w:r>
         <w:rPr>
           <w:lang w:val="hi_IN" w:bidi="hi_IN"/>
         </w:rPr>
         <w:t xml:space="preserve">; तुलना करें </w:t>
       </w:r>
-      <w:hyperlink r:id="rId18">
-        <w:r>
-          <w:rPr>
-            <w:lang w:val="hi_IN" w:bidi="hi_IN"/>
-          </w:rPr>
-          <w:rPr>
-            <w:color w:val="0000EE"/>
-            <w:u w:val="single"/>
-          </w:rPr>
-          <w:t>नहे 11:29</w:t>
-        </w:r>
-      </w:hyperlink>
+      <w:r>
+        <w:rPr>
+          <w:lang w:val="hi_IN" w:bidi="hi_IN"/>
+        </w:rPr>
+        <w:t>नहे 11:29</w:t>
+      </w:r>
       <w:r>
         <w:rPr>
           <w:lang w:val="hi_IN" w:bidi="hi_IN"/>
@@ -704,36 +668,24 @@
         </w:rPr>
         <w:t xml:space="preserve">एक स्थान का नाम </w:t>
       </w:r>
-      <w:hyperlink r:id="rId19">
-        <w:r>
-          <w:rPr>
-            <w:lang w:val="hi_IN" w:bidi="hi_IN"/>
-          </w:rPr>
-          <w:rPr>
-            <w:color w:val="0000EE"/>
-            <w:u w:val="single"/>
-          </w:rPr>
-          <w:t>यहोशू 21:16</w:t>
-        </w:r>
-      </w:hyperlink>
+      <w:r>
+        <w:rPr>
+          <w:lang w:val="hi_IN" w:bidi="hi_IN"/>
+        </w:rPr>
+        <w:t>यहोशू 21:16</w:t>
+      </w:r>
       <w:r>
         <w:rPr>
           <w:lang w:val="hi_IN" w:bidi="hi_IN"/>
         </w:rPr>
         <w:t xml:space="preserve"> में दिया गया है। यह एक नकल की गलती के कारण है क्योंकि "ऐन" और "आशान" के लिए इब्री शब्द एक जैसे दिखते हैं। सही नाम आशान है (तुलना करें </w:t>
       </w:r>
-      <w:hyperlink r:id="rId20">
-        <w:r>
-          <w:rPr>
-            <w:lang w:val="hi_IN" w:bidi="hi_IN"/>
-          </w:rPr>
-          <w:rPr>
-            <w:color w:val="0000EE"/>
-            <w:u w:val="single"/>
-          </w:rPr>
-          <w:t>1 इति 6:59</w:t>
-        </w:r>
-      </w:hyperlink>
+      <w:r>
+        <w:rPr>
+          <w:lang w:val="hi_IN" w:bidi="hi_IN"/>
+        </w:rPr>
+        <w:t>1 इति 6:59</w:t>
+      </w:r>
       <w:r>
         <w:rPr>
           <w:lang w:val="hi_IN" w:bidi="hi_IN"/>
@@ -814,108 +766,72 @@
         </w:rPr>
         <w:t>नगर पहले यहूदा और फिर शिमोन को सौंपा गया था (</w:t>
       </w:r>
-      <w:hyperlink r:id="rId21">
-        <w:r>
-          <w:rPr>
-            <w:lang w:val="hi_IN" w:bidi="hi_IN"/>
-          </w:rPr>
-          <w:rPr>
-            <w:color w:val="0000EE"/>
-            <w:u w:val="single"/>
-          </w:rPr>
-          <w:t>यहो 15:32</w:t>
-        </w:r>
-      </w:hyperlink>
+      <w:r>
+        <w:rPr>
+          <w:lang w:val="hi_IN" w:bidi="hi_IN"/>
+        </w:rPr>
+        <w:t>यहो 15:32</w:t>
+      </w:r>
       <w:r>
         <w:rPr>
           <w:lang w:val="hi_IN" w:bidi="hi_IN"/>
         </w:rPr>
         <w:t xml:space="preserve">; </w:t>
       </w:r>
-      <w:hyperlink r:id="rId17">
-        <w:r>
-          <w:rPr>
-            <w:lang w:val="hi_IN" w:bidi="hi_IN"/>
-          </w:rPr>
-          <w:rPr>
-            <w:color w:val="0000EE"/>
-            <w:u w:val="single"/>
-          </w:rPr>
-          <w:t>19:7</w:t>
-        </w:r>
-      </w:hyperlink>
+      <w:r>
+        <w:rPr>
+          <w:lang w:val="hi_IN" w:bidi="hi_IN"/>
+        </w:rPr>
+        <w:t>19:7</w:t>
+      </w:r>
       <w:r>
         <w:rPr>
           <w:lang w:val="hi_IN" w:bidi="hi_IN"/>
         </w:rPr>
         <w:t xml:space="preserve">; </w:t>
       </w:r>
-      <w:hyperlink r:id="rId22">
-        <w:r>
-          <w:rPr>
-            <w:lang w:val="hi_IN" w:bidi="hi_IN"/>
-          </w:rPr>
-          <w:rPr>
-            <w:color w:val="0000EE"/>
-            <w:u w:val="single"/>
-          </w:rPr>
-          <w:t>1 इति 4:32</w:t>
-        </w:r>
-      </w:hyperlink>
+      <w:r>
+        <w:rPr>
+          <w:lang w:val="hi_IN" w:bidi="hi_IN"/>
+        </w:rPr>
+        <w:t>1 इति 4:32</w:t>
+      </w:r>
       <w:r>
         <w:rPr>
           <w:lang w:val="hi_IN" w:bidi="hi_IN"/>
         </w:rPr>
         <w:t xml:space="preserve">)। ये वचन दो स्थानों, ऐन और रिम्मोन, का उल्लेख करते हैं, लेकिन यह सम्भवतः एक ही नगर, एन्निम्मोन के लिये एक लिपिकीय गलती थी (देखें </w:t>
       </w:r>
-      <w:hyperlink r:id="rId17">
-        <w:r>
-          <w:rPr>
-            <w:lang w:val="hi_IN" w:bidi="hi_IN"/>
-          </w:rPr>
-          <w:rPr>
-            <w:color w:val="0000EE"/>
-            <w:u w:val="single"/>
-          </w:rPr>
-          <w:t>यहो 19:7</w:t>
-        </w:r>
-      </w:hyperlink>
+      <w:r>
+        <w:rPr>
+          <w:lang w:val="hi_IN" w:bidi="hi_IN"/>
+        </w:rPr>
+        <w:t>यहो 19:7</w:t>
+      </w:r>
       <w:r>
         <w:rPr>
           <w:lang w:val="hi_IN" w:bidi="hi_IN"/>
         </w:rPr>
         <w:t>)। यह बँधुआई के बाद फिर से बसाया गया था (</w:t>
       </w:r>
-      <w:hyperlink r:id="rId18">
-        <w:r>
-          <w:rPr>
-            <w:lang w:val="hi_IN" w:bidi="hi_IN"/>
-          </w:rPr>
-          <w:rPr>
-            <w:color w:val="0000EE"/>
-            <w:u w:val="single"/>
-          </w:rPr>
-          <w:t>नहे 11:29</w:t>
-        </w:r>
-      </w:hyperlink>
+      <w:r>
+        <w:rPr>
+          <w:lang w:val="hi_IN" w:bidi="hi_IN"/>
+        </w:rPr>
+        <w:t>नहे 11:29</w:t>
+      </w:r>
       <w:r>
         <w:rPr>
           <w:lang w:val="hi_IN" w:bidi="hi_IN"/>
         </w:rPr>
         <w:t xml:space="preserve">), और सम्भवतः यह यरूशलेम के दक्षिण में रिम्मोन है जिसका उल्लेख </w:t>
       </w:r>
-      <w:hyperlink r:id="rId23">
-        <w:r>
-          <w:rPr>
-            <w:lang w:val="hi_IN" w:bidi="hi_IN"/>
-          </w:rPr>
-          <w:rPr>
-            <w:color w:val="0000EE"/>
-            <w:u w:val="single"/>
-          </w:rPr>
-          <w:t>जकर्याह 14:10</w:t>
-        </w:r>
-      </w:hyperlink>
+      <w:r>
+        <w:rPr>
+          <w:lang w:val="hi_IN" w:bidi="hi_IN"/>
+        </w:rPr>
+        <w:t>जकर्याह 14:10</w:t>
+      </w:r>
       <w:r>
         <w:rPr>
           <w:lang w:val="hi_IN" w:bidi="hi_IN"/>
@@ -970,36 +886,24 @@
         </w:rPr>
         <w:t>लुद्दा में रहने वाले एक लकवे का मारा हुआ व्यक्ति जिसको हमेशा खाट पर रहना पड़ता था। प्रेरित पतरस ने उसे चंगा किया (</w:t>
       </w:r>
-      <w:hyperlink r:id="rId24">
-        <w:r>
-          <w:rPr>
-            <w:lang w:val="hi_IN" w:bidi="hi_IN"/>
-          </w:rPr>
-          <w:rPr>
-            <w:color w:val="0000EE"/>
-            <w:u w:val="single"/>
-          </w:rPr>
-          <w:t>प्रेरि 9:33</w:t>
-        </w:r>
-      </w:hyperlink>
+      <w:r>
+        <w:rPr>
+          <w:lang w:val="hi_IN" w:bidi="hi_IN"/>
+        </w:rPr>
+        <w:t>प्रेरि 9:33</w:t>
+      </w:r>
       <w:r>
         <w:rPr>
           <w:lang w:val="hi_IN" w:bidi="hi_IN"/>
         </w:rPr>
         <w:t>–</w:t>
       </w:r>
-      <w:hyperlink r:id="rId24">
-        <w:r>
-          <w:rPr>
-            <w:lang w:val="hi_IN" w:bidi="hi_IN"/>
-          </w:rPr>
-          <w:rPr>
-            <w:color w:val="0000EE"/>
-            <w:u w:val="single"/>
-          </w:rPr>
-          <w:t>35</w:t>
-        </w:r>
-      </w:hyperlink>
+      <w:r>
+        <w:rPr>
+          <w:lang w:val="hi_IN" w:bidi="hi_IN"/>
+        </w:rPr>
+        <w:t>35</w:t>
+      </w:r>
       <w:r>
         <w:rPr>
           <w:lang w:val="hi_IN" w:bidi="hi_IN"/>
@@ -1054,18 +958,12 @@
         </w:rPr>
         <w:t>यरदन नदी के पास एक छोटा शहर। विद्वानों का मानना है कि यह मृत सागर के लगभग 30 मील (48 किलोमीटर) उत्तर में स्थित हो सकता है। बाइबल में उल्लेख है कि यूहन्ना बपतिस्मा देने वाले ने वहाँ लोगों को बपतिस्मा दिया था (</w:t>
       </w:r>
-      <w:hyperlink r:id="rId25">
-        <w:r>
-          <w:rPr>
-            <w:lang w:val="hi_IN" w:bidi="hi_IN"/>
-          </w:rPr>
-          <w:rPr>
-            <w:color w:val="0000EE"/>
-            <w:u w:val="single"/>
-          </w:rPr>
-          <w:t>यूह 3:23</w:t>
-        </w:r>
-      </w:hyperlink>
+      <w:r>
+        <w:rPr>
+          <w:lang w:val="hi_IN" w:bidi="hi_IN"/>
+        </w:rPr>
+        <w:t>यूह 3:23</w:t>
+      </w:r>
       <w:r>
         <w:rPr>
           <w:lang w:val="hi_IN" w:bidi="hi_IN"/>
@@ -1143,25 +1041,7 @@
         <w:rPr>
           <w:lang w:val="hi_IN" w:bidi="hi_IN"/>
         </w:rPr>
-        <w:t xml:space="preserve"> (</w:t>
-      </w:r>
-      <w:hyperlink r:id="rId26">
-        <w:r>
-          <w:rPr>
-            <w:lang w:val="hi_IN" w:bidi="hi_IN"/>
-          </w:rPr>
-          <w:rPr>
-            <w:color w:val="0000EE"/>
-            <w:u w:val="single"/>
-          </w:rPr>
-          <w:t>यूदी 4:4</w:t>
-        </w:r>
-      </w:hyperlink>
-      <w:r>
-        <w:rPr>
-          <w:lang w:val="hi_IN" w:bidi="hi_IN"/>
-        </w:rPr>
-        <w:t>)। कई प्राचीन अनुवाद इस नगर को शामिल नहीं करते हैं और इसके बजाय सामरिया, यरीहो और कभी-कभी बेथोरोन का उल्लेख करते हैं। संदर्भ के आधार पर, ऐसोरा संभवतः यरूशलेम के उत्तर-उत्तरपूर्व में स्थित था।</w:t>
+        <w:t xml:space="preserve"> (यूदी 4:4)। कई प्राचीन अनुवाद इस नगर को शामिल नहीं करते हैं और इसके बजाय सामरिया, यरीहो और कभी-कभी बेथोरोन का उल्लेख करते हैं। संदर्भ के आधार पर, ऐसोरा संभवतः यरूशलेम के उत्तर-उत्तरपूर्व में स्थित था।</w:t>
       </w:r>
       <w:r>
         <w:rPr>
